--- a/downloads/handouts/Unit 07/Handout 07.01 - Resume Sections and the Three-Part Bullet.docx
+++ b/downloads/handouts/Unit 07/Handout 07.01 - Resume Sections and the Three-Part Bullet.docx
@@ -81,13 +81,27 @@
       </w:r>
     </w:p>
     <w:p>
-      <w:r>
-        <w:br w:type="page"/>
-      </w:r>
-    </w:p>
-    <w:p>
-      <w:r>
-        <w:br w:type="page"/>
+      <w:pPr>
+        <w:numPr>
+          <w:ilvl w:val="0"/>
+          <w:numId w:val="1001"/>
+        </w:numPr>
+        <w:pStyle w:val="Compact"/>
+      </w:pPr>
+      <w:r>
+        <w:t xml:space="preserve">______________________________________________</w:t>
+      </w:r>
+    </w:p>
+    <w:p>
+      <w:pPr>
+        <w:numPr>
+          <w:ilvl w:val="0"/>
+          <w:numId w:val="1001"/>
+        </w:numPr>
+        <w:pStyle w:val="Compact"/>
+      </w:pPr>
+      <w:r>
+        <w:t xml:space="preserve">______________________________________________</w:t>
       </w:r>
     </w:p>
     <w:p>
@@ -1046,8 +1060,11 @@
       </w:r>
     </w:p>
     <w:p>
-      <w:r>
-        <w:br w:type="page"/>
+      <w:pPr>
+        <w:pStyle w:val="BodyText"/>
+      </w:pPr>
+      <w:r>
+        <w:t xml:space="preserve">____________________________________________________________________</w:t>
       </w:r>
     </w:p>
     <w:p>
@@ -1094,8 +1111,11 @@
       </w:r>
     </w:p>
     <w:p>
-      <w:r>
-        <w:br w:type="page"/>
+      <w:pPr>
+        <w:pStyle w:val="BodyText"/>
+      </w:pPr>
+      <w:r>
+        <w:t xml:space="preserve">____________________________________________________________________</w:t>
       </w:r>
     </w:p>
     <w:p>
@@ -1142,8 +1162,11 @@
       </w:r>
     </w:p>
     <w:p>
-      <w:r>
-        <w:br w:type="page"/>
+      <w:pPr>
+        <w:pStyle w:val="BodyText"/>
+      </w:pPr>
+      <w:r>
+        <w:t xml:space="preserve">____________________________________________________________________</w:t>
       </w:r>
     </w:p>
     <w:p>
@@ -1190,8 +1213,11 @@
       </w:r>
     </w:p>
     <w:p>
-      <w:r>
-        <w:br w:type="page"/>
+      <w:pPr>
+        <w:pStyle w:val="BodyText"/>
+      </w:pPr>
+      <w:r>
+        <w:t xml:space="preserve">____________________________________________________________________</w:t>
       </w:r>
     </w:p>
     <w:p>
@@ -1805,13 +1831,19 @@
       </w:r>
     </w:p>
     <w:p>
-      <w:r>
-        <w:br w:type="page"/>
-      </w:r>
-    </w:p>
-    <w:p>
-      <w:r>
-        <w:br w:type="page"/>
+      <w:pPr>
+        <w:pStyle w:val="BodyText"/>
+      </w:pPr>
+      <w:r>
+        <w:t xml:space="preserve">____________________________________________________________________</w:t>
+      </w:r>
+    </w:p>
+    <w:p>
+      <w:pPr>
+        <w:pStyle w:val="BodyText"/>
+      </w:pPr>
+      <w:r>
+        <w:t xml:space="preserve">____________________________________________________________________</w:t>
       </w:r>
     </w:p>
     <w:p>

--- a/downloads/handouts/Unit 07/Handout 07.01 - Resume Sections and the Three-Part Bullet.docx
+++ b/downloads/handouts/Unit 07/Handout 07.01 - Resume Sections and the Three-Part Bullet.docx
@@ -1562,7 +1562,7 @@
         <w:pStyle w:val="Compact"/>
       </w:pPr>
       <w:r>
-        <w:t xml:space="preserve">☐ Ran a portfolio in the ClassroomStreet Investor Challenge and wrote the Investor Report (Unit 2)</w:t>
+        <w:t xml:space="preserve">☐ Ran a portfolio through the Gilded Age Market, 1870 to 1936, and wrote the Investor Report (Unit 2)</w:t>
       </w:r>
     </w:p>
     <w:p>

--- a/downloads/handouts/Unit 07/Handout 07.01 - Resume Sections and the Three-Part Bullet.docx
+++ b/downloads/handouts/Unit 07/Handout 07.01 - Resume Sections and the Three-Part Bullet.docx
@@ -58,7 +58,7 @@
         <w:t xml:space="preserve"> </w:t>
       </w:r>
       <w:r>
-        <w:t xml:space="preserve">on it the first time. Not six minutes. Six seconds. Sometimes a computer reads it before a person does, looking for words.</w:t>
+        <w:t xml:space="preserve">on it the first time. Not six minutes. Six seconds. Sometimes a computer reads it before a person does. The computer is looking for key words.</w:t>
       </w:r>
     </w:p>
     <w:p>
@@ -708,7 +708,7 @@
         <w:pStyle w:val="FirstParagraph"/>
       </w:pPr>
       <w:r>
-        <w:t xml:space="preserve">Read these. In each strong version, put a</w:t>
+        <w:t xml:space="preserve">Read these. In each strong version, mark the three parts. Put a</w:t>
       </w:r>
       <w:r>
         <w:t xml:space="preserve"> </w:t>
@@ -723,7 +723,7 @@
         <w:t xml:space="preserve"> </w:t>
       </w:r>
       <w:r>
-        <w:t xml:space="preserve">over the work, an</w:t>
+        <w:t xml:space="preserve">over the work. Put an</w:t>
       </w:r>
       <w:r>
         <w:t xml:space="preserve"> </w:t>
@@ -738,7 +738,7 @@
         <w:t xml:space="preserve"> </w:t>
       </w:r>
       <w:r>
-        <w:t xml:space="preserve">over the explanation, and an</w:t>
+        <w:t xml:space="preserve">over the explanation. Put an</w:t>
       </w:r>
       <w:r>
         <w:t xml:space="preserve"> </w:t>
@@ -1013,7 +1013,7 @@
         <w:pStyle w:val="FirstParagraph"/>
       </w:pPr>
       <w:r>
-        <w:t xml:space="preserve">Rewrite two of these four into three-part form. Use something that actually happened to you. It has to be true.</w:t>
+        <w:t xml:space="preserve">Pick two of these four. Rewrite each one so it has all three parts. Use something that actually happened to you. It has to be true.</w:t>
       </w:r>
     </w:p>
     <w:p>
@@ -1064,7 +1064,7 @@
         <w:pStyle w:val="BodyText"/>
       </w:pPr>
       <w:r>
-        <w:t xml:space="preserve">____________________________________________________________________</w:t>
+        <w:t xml:space="preserve">Line 2: ____________________________________________________________________</w:t>
       </w:r>
     </w:p>
     <w:p>
@@ -1115,7 +1115,7 @@
         <w:pStyle w:val="BodyText"/>
       </w:pPr>
       <w:r>
-        <w:t xml:space="preserve">____________________________________________________________________</w:t>
+        <w:t xml:space="preserve">Line 2: ____________________________________________________________________</w:t>
       </w:r>
     </w:p>
     <w:p>
@@ -1166,7 +1166,7 @@
         <w:pStyle w:val="BodyText"/>
       </w:pPr>
       <w:r>
-        <w:t xml:space="preserve">____________________________________________________________________</w:t>
+        <w:t xml:space="preserve">Line 2: ____________________________________________________________________</w:t>
       </w:r>
     </w:p>
     <w:p>
@@ -1217,7 +1217,7 @@
         <w:pStyle w:val="BodyText"/>
       </w:pPr>
       <w:r>
-        <w:t xml:space="preserve">____________________________________________________________________</w:t>
+        <w:t xml:space="preserve">Line 2: ____________________________________________________________________</w:t>
       </w:r>
     </w:p>
     <w:p>
@@ -1235,7 +1235,7 @@
         <w:pStyle w:val="FirstParagraph"/>
       </w:pPr>
       <w:r>
-        <w:t xml:space="preserve">Open your folder. Highlight every rubric, self-check, card, and project sheet. Then fill this in.</w:t>
+        <w:t xml:space="preserve">To mine your folder means to dig through it for anything you can use. Open your folder. Highlight every rubric, self-check, card, and project sheet. Then fill in the table.</w:t>
       </w:r>
       <w:r>
         <w:t xml:space="preserve"> </w:t>
@@ -1252,7 +1252,7 @@
         <w:pStyle w:val="BodyText"/>
       </w:pPr>
       <w:r>
-        <w:t xml:space="preserve">Find five. For each one, write what you did and why an employer would care.</w:t>
+        <w:t xml:space="preserve">Find five things. For each one, write what you did. Then write why an employer (the person who hires you) would care.</w:t>
       </w:r>
     </w:p>
     <w:tbl>
@@ -1797,11 +1797,381 @@
       <w:pPr>
         <w:pStyle w:val="Heading2"/>
       </w:pPr>
-      <w:bookmarkStart w:id="28" w:name="exit-card"/>
+      <w:bookmarkStart w:id="28" w:name="word-bank-english-and-spanish"/>
+      <w:r>
+        <w:t xml:space="preserve">Word bank (English and Spanish)</w:t>
+      </w:r>
+      <w:bookmarkEnd w:id="28"/>
+    </w:p>
+    <w:tbl>
+      <w:tblPr>
+        <w:tblStyle w:val="Table"/>
+        <w:tblW w:type="pct" w:w="5000.0"/>
+        <w:tblLook w:firstRow="1"/>
+      </w:tblPr>
+      <w:tblGrid>
+        <w:gridCol w:w="2640"/>
+        <w:gridCol w:w="2640"/>
+        <w:gridCol w:w="2640"/>
+      </w:tblGrid>
+      <w:tr>
+        <w:trPr>
+          <w:cnfStyle w:firstRow="1"/>
+        </w:trPr>
+        <w:tc>
+          <w:tcPr>
+            <w:tcBorders>
+              <w:bottom w:val="single"/>
+            </w:tcBorders>
+            <w:vAlign w:val="bottom"/>
+          </w:tcPr>
+          <w:p>
+            <w:pPr>
+              <w:pStyle w:val="Compact"/>
+              <w:jc w:val="left"/>
+            </w:pPr>
+            <w:r>
+              <w:t xml:space="preserve">English</w:t>
+            </w:r>
+          </w:p>
+        </w:tc>
+        <w:tc>
+          <w:tcPr>
+            <w:tcBorders>
+              <w:bottom w:val="single"/>
+            </w:tcBorders>
+            <w:vAlign w:val="bottom"/>
+          </w:tcPr>
+          <w:p>
+            <w:pPr>
+              <w:pStyle w:val="Compact"/>
+              <w:jc w:val="left"/>
+            </w:pPr>
+            <w:r>
+              <w:t xml:space="preserve">What it means</w:t>
+            </w:r>
+          </w:p>
+        </w:tc>
+        <w:tc>
+          <w:tcPr>
+            <w:tcBorders>
+              <w:bottom w:val="single"/>
+            </w:tcBorders>
+            <w:vAlign w:val="bottom"/>
+          </w:tcPr>
+          <w:p>
+            <w:pPr>
+              <w:pStyle w:val="Compact"/>
+              <w:jc w:val="left"/>
+            </w:pPr>
+            <w:r>
+              <w:t xml:space="preserve">Spanish</w:t>
+            </w:r>
+          </w:p>
+        </w:tc>
+      </w:tr>
+      <w:tr>
+        <w:tc>
+          <w:p>
+            <w:pPr>
+              <w:pStyle w:val="Compact"/>
+              <w:jc w:val="left"/>
+            </w:pPr>
+            <w:r>
+              <w:t xml:space="preserve">resume</w:t>
+            </w:r>
+          </w:p>
+        </w:tc>
+        <w:tc>
+          <w:p>
+            <w:pPr>
+              <w:pStyle w:val="Compact"/>
+              <w:jc w:val="left"/>
+            </w:pPr>
+            <w:r>
+              <w:t xml:space="preserve">A one-page paper that shows an employer what you have already done and what you can do.</w:t>
+            </w:r>
+          </w:p>
+        </w:tc>
+        <w:tc>
+          <w:p>
+            <w:pPr>
+              <w:pStyle w:val="Compact"/>
+              <w:jc w:val="left"/>
+            </w:pPr>
+            <w:r>
+              <w:t xml:space="preserve">currículum (hoja de vida)</w:t>
+            </w:r>
+          </w:p>
+        </w:tc>
+      </w:tr>
+      <w:tr>
+        <w:tc>
+          <w:p>
+            <w:pPr>
+              <w:pStyle w:val="Compact"/>
+              <w:jc w:val="left"/>
+            </w:pPr>
+            <w:r>
+              <w:t xml:space="preserve">bullet</w:t>
+            </w:r>
+          </w:p>
+        </w:tc>
+        <w:tc>
+          <w:p>
+            <w:pPr>
+              <w:pStyle w:val="Compact"/>
+              <w:jc w:val="left"/>
+            </w:pPr>
+            <w:r>
+              <w:t xml:space="preserve">One short line on a resume that starts with a verb and names one thing you did.</w:t>
+            </w:r>
+          </w:p>
+        </w:tc>
+        <w:tc>
+          <w:p>
+            <w:pPr>
+              <w:pStyle w:val="Compact"/>
+              <w:jc w:val="left"/>
+            </w:pPr>
+            <w:r>
+              <w:t xml:space="preserve">viñeta (punto de la lista)</w:t>
+            </w:r>
+          </w:p>
+        </w:tc>
+      </w:tr>
+      <w:tr>
+        <w:tc>
+          <w:p>
+            <w:pPr>
+              <w:pStyle w:val="Compact"/>
+              <w:jc w:val="left"/>
+            </w:pPr>
+            <w:r>
+              <w:t xml:space="preserve">summary</w:t>
+            </w:r>
+          </w:p>
+        </w:tc>
+        <w:tc>
+          <w:p>
+            <w:pPr>
+              <w:pStyle w:val="Compact"/>
+              <w:jc w:val="left"/>
+            </w:pPr>
+            <w:r>
+              <w:t xml:space="preserve">The one line at the top of a resume that says who you are and what kind of work you want.</w:t>
+            </w:r>
+          </w:p>
+        </w:tc>
+        <w:tc>
+          <w:p>
+            <w:pPr>
+              <w:pStyle w:val="Compact"/>
+              <w:jc w:val="left"/>
+            </w:pPr>
+            <w:r>
+              <w:t xml:space="preserve">resumen</w:t>
+            </w:r>
+          </w:p>
+        </w:tc>
+      </w:tr>
+      <w:tr>
+        <w:tc>
+          <w:p>
+            <w:pPr>
+              <w:pStyle w:val="Compact"/>
+              <w:jc w:val="left"/>
+            </w:pPr>
+            <w:r>
+              <w:t xml:space="preserve">skill</w:t>
+            </w:r>
+          </w:p>
+        </w:tc>
+        <w:tc>
+          <w:p>
+            <w:pPr>
+              <w:pStyle w:val="Compact"/>
+              <w:jc w:val="left"/>
+            </w:pPr>
+            <w:r>
+              <w:t xml:space="preserve">Something you can actually do, not something you like.</w:t>
+            </w:r>
+          </w:p>
+        </w:tc>
+        <w:tc>
+          <w:p>
+            <w:pPr>
+              <w:pStyle w:val="Compact"/>
+              <w:jc w:val="left"/>
+            </w:pPr>
+            <w:r>
+              <w:t xml:space="preserve">habilidad (destreza)</w:t>
+            </w:r>
+          </w:p>
+        </w:tc>
+      </w:tr>
+      <w:tr>
+        <w:tc>
+          <w:p>
+            <w:pPr>
+              <w:pStyle w:val="Compact"/>
+              <w:jc w:val="left"/>
+            </w:pPr>
+            <w:r>
+              <w:t xml:space="preserve">experience</w:t>
+            </w:r>
+          </w:p>
+        </w:tc>
+        <w:tc>
+          <w:p>
+            <w:pPr>
+              <w:pStyle w:val="Compact"/>
+              <w:jc w:val="left"/>
+            </w:pPr>
+            <w:r>
+              <w:t xml:space="preserve">The things you have done that taught you something: school work, volunteering, and taking care of people at home all count.</w:t>
+            </w:r>
+          </w:p>
+        </w:tc>
+        <w:tc>
+          <w:p>
+            <w:pPr>
+              <w:pStyle w:val="Compact"/>
+              <w:jc w:val="left"/>
+            </w:pPr>
+            <w:r>
+              <w:t xml:space="preserve">experiencia</w:t>
+            </w:r>
+          </w:p>
+        </w:tc>
+      </w:tr>
+      <w:tr>
+        <w:tc>
+          <w:p>
+            <w:pPr>
+              <w:pStyle w:val="Compact"/>
+              <w:jc w:val="left"/>
+            </w:pPr>
+            <w:r>
+              <w:t xml:space="preserve">reference</w:t>
+            </w:r>
+          </w:p>
+        </w:tc>
+        <w:tc>
+          <w:p>
+            <w:pPr>
+              <w:pStyle w:val="Compact"/>
+              <w:jc w:val="left"/>
+            </w:pPr>
+            <w:r>
+              <w:t xml:space="preserve">A person who agrees to tell an employer that you are worth hiring.</w:t>
+            </w:r>
+          </w:p>
+        </w:tc>
+        <w:tc>
+          <w:p>
+            <w:pPr>
+              <w:pStyle w:val="Compact"/>
+              <w:jc w:val="left"/>
+            </w:pPr>
+            <w:r>
+              <w:t xml:space="preserve">referencia</w:t>
+            </w:r>
+          </w:p>
+        </w:tc>
+      </w:tr>
+      <w:tr>
+        <w:tc>
+          <w:p>
+            <w:pPr>
+              <w:pStyle w:val="Compact"/>
+              <w:jc w:val="left"/>
+            </w:pPr>
+            <w:r>
+              <w:t xml:space="preserve">employer</w:t>
+            </w:r>
+          </w:p>
+        </w:tc>
+        <w:tc>
+          <w:p>
+            <w:pPr>
+              <w:pStyle w:val="Compact"/>
+              <w:jc w:val="left"/>
+            </w:pPr>
+            <w:r>
+              <w:t xml:space="preserve">The person or business that does the hiring and the paying.</w:t>
+            </w:r>
+          </w:p>
+        </w:tc>
+        <w:tc>
+          <w:p>
+            <w:pPr>
+              <w:pStyle w:val="Compact"/>
+              <w:jc w:val="left"/>
+            </w:pPr>
+            <w:r>
+              <w:t xml:space="preserve">empleador (jefe)</w:t>
+            </w:r>
+          </w:p>
+        </w:tc>
+      </w:tr>
+    </w:tbl>
+    <w:p>
+      <w:pPr>
+        <w:pStyle w:val="BodyText"/>
+      </w:pPr>
+      <w:r>
+        <w:rPr>
+          <w:b/>
+        </w:rPr>
+        <w:t xml:space="preserve">Bullet frame, to think it through:</w:t>
+      </w:r>
+      <w:r>
+        <w:t xml:space="preserve"> </w:t>
+      </w:r>
+      <w:r>
+        <w:t xml:space="preserve">“</w:t>
+      </w:r>
+      <w:r>
+        <w:t xml:space="preserve">I ___ (what I did) ___ (how, or with what) for ___ (who), and ___ (what came out of it).</w:t>
+      </w:r>
+      <w:r>
+        <w:t xml:space="preserve">”</w:t>
+      </w:r>
+      <w:r>
+        <w:t xml:space="preserve"> </w:t>
+      </w:r>
+      <w:r>
+        <w:t xml:space="preserve">When you write the bullet on the resume, drop the</w:t>
+      </w:r>
+      <w:r>
+        <w:t xml:space="preserve"> </w:t>
+      </w:r>
+      <w:r>
+        <w:t xml:space="preserve">“</w:t>
+      </w:r>
+      <w:r>
+        <w:t xml:space="preserve">I</w:t>
+      </w:r>
+      <w:r>
+        <w:t xml:space="preserve">”</w:t>
+      </w:r>
+      <w:r>
+        <w:t xml:space="preserve"> </w:t>
+      </w:r>
+      <w:r>
+        <w:t xml:space="preserve">and start with the verb.</w:t>
+      </w:r>
+    </w:p>
+    <w:p>
+      <w:pPr>
+        <w:pStyle w:val="Heading2"/>
+      </w:pPr>
+      <w:bookmarkStart w:id="29" w:name="exit-card"/>
       <w:r>
         <w:t xml:space="preserve">Exit card</w:t>
       </w:r>
-      <w:bookmarkEnd w:id="28"/>
+      <w:bookmarkEnd w:id="29"/>
     </w:p>
     <w:p>
       <w:pPr>
@@ -1835,7 +2205,7 @@
         <w:pStyle w:val="BodyText"/>
       </w:pPr>
       <w:r>
-        <w:t xml:space="preserve">____________________________________________________________________</w:t>
+        <w:t xml:space="preserve">Line 1: ____________________________________________________________________</w:t>
       </w:r>
     </w:p>
     <w:p>
@@ -1843,7 +2213,7 @@
         <w:pStyle w:val="BodyText"/>
       </w:pPr>
       <w:r>
-        <w:t xml:space="preserve">____________________________________________________________________</w:t>
+        <w:t xml:space="preserve">Line 2: ____________________________________________________________________</w:t>
       </w:r>
     </w:p>
     <w:p>
@@ -1883,7 +2253,7 @@
     <w:sectPr>
       <w:headerReference w:type="default" r:id="rId9"/>
       <w:pgSz w:w="12240" w:h="15840"/>
-      <w:pgMar w:top="1440" w:bottom="1440" w:left="1440" w:right="1440" w:header="504"/>
+      <w:pgMar w:top="1152" w:bottom="1152" w:left="1152" w:right="1152" w:header="504"/>
     </w:sectPr>
   </w:body>
 </w:document>
